--- a/docs/README.docx
+++ b/docs/README.docx
@@ -24,7 +24,7 @@
           <w:b w:val="false"/>
           <w:bCs w:val="false"/>
         </w:rPr>
-        <w:t xml:space="preserve">This folder holds the working documentation for the Joule project. Two kinds of documents live here.</w:t>
+        <w:t xml:space="preserve">This folder holds the working documentation for the Joule project. Two documents live here, plus the weekly retros.</w:t>
       </w:r>
     </w:p>
     <w:p>
@@ -37,7 +37,7 @@
           <w:b/>
           <w:bCs/>
         </w:rPr>
-        <w:t xml:space="preserve">decisions/</w:t>
+        <w:t xml:space="preserve">architecture-decisions.docx</w:t>
       </w:r>
     </w:p>
     <w:p>
@@ -49,7 +49,32 @@
           <w:b w:val="false"/>
           <w:bCs w:val="false"/>
         </w:rPr>
-        <w:t xml:space="preserve">Architecture decision records (ADRs). One file per non-trivial choice made during the build. Each ADR is dated, gives the context, says what was decided, and lists the consequences I expect to live with.</w:t>
+        <w:t xml:space="preserve">A single document collecting every non-trivial decision made during the build, in the order they were made. Each entry gives the context, says what was decided, and lists the consequences I expect to live with. New decisions are appended to the end of the same document rather than starting separate files.</w:t>
+      </w:r>
+    </w:p>
+    <w:p>
+      <w:pPr>
+        <w:pStyle w:val="Heading2"/>
+        <w:spacing w:after="120" w:before="240"/>
+      </w:pPr>
+      <w:r>
+        <w:rPr>
+          <w:b/>
+          <w:bCs/>
+        </w:rPr>
+        <w:t xml:space="preserve">weekly/</w:t>
+      </w:r>
+    </w:p>
+    <w:p>
+      <w:pPr>
+        <w:spacing w:after="120"/>
+      </w:pPr>
+      <w:r>
+        <w:rPr>
+          <w:b w:val="false"/>
+          <w:bCs w:val="false"/>
+        </w:rPr>
+        <w:t xml:space="preserve">Short retros at the end of each week. Same four sections in every entry: shipped, slipped, rescoped, reflection.</w:t>
       </w:r>
     </w:p>
     <w:p>
@@ -62,7 +87,7 @@
         <w:spacing w:after="80"/>
       </w:pPr>
       <w:r>
-        <w:t xml:space="preserve">0001 — Supabase as the platform</w:t>
+        <w:t xml:space="preserve">week-01-foundation.docx</w:t>
       </w:r>
     </w:p>
     <w:p>
@@ -75,7 +100,7 @@
         <w:spacing w:after="80"/>
       </w:pPr>
       <w:r>
-        <w:t xml:space="preserve">0002 — Vercel AI Gateway over the Anthropic SDK directly</w:t>
+        <w:t xml:space="preserve">week-02-commerce-core.docx</w:t>
       </w:r>
     </w:p>
     <w:p>
@@ -88,33 +113,7 @@
         <w:spacing w:after="80"/>
       </w:pPr>
       <w:r>
-        <w:t xml:space="preserve">0003 — Embedding-hybrid recommender</w:t>
-      </w:r>
-    </w:p>
-    <w:p>
-      <w:pPr>
-        <w:pStyle w:val="ListParagraph"/>
-        <w:numPr>
-          <w:ilvl w:val="0"/>
-          <w:numId w:val="2"/>
-        </w:numPr>
-        <w:spacing w:after="80"/>
-      </w:pPr>
-      <w:r>
-        <w:t xml:space="preserve">0004 — Paginated reviews with URL-based page state</w:t>
-      </w:r>
-    </w:p>
-    <w:p>
-      <w:pPr>
-        <w:pStyle w:val="ListParagraph"/>
-        <w:numPr>
-          <w:ilvl w:val="0"/>
-          <w:numId w:val="2"/>
-        </w:numPr>
-        <w:spacing w:after="80"/>
-      </w:pPr>
-      <w:r>
-        <w:t xml:space="preserve">0005 — Refuse to write a verdict for cross-category comparisons</w:t>
+        <w:t xml:space="preserve">week-03-intelligence.docx</w:t>
       </w:r>
     </w:p>
     <w:p>
@@ -127,7 +126,7 @@
           <w:b/>
           <w:bCs/>
         </w:rPr>
-        <w:t xml:space="preserve">weekly/</w:t>
+        <w:t xml:space="preserve">How to use this folder</w:t>
       </w:r>
     </w:p>
     <w:p>
@@ -139,71 +138,7 @@
           <w:b w:val="false"/>
           <w:bCs w:val="false"/>
         </w:rPr>
-        <w:t xml:space="preserve">Short retros at the end of each week. Same three sections in every entry: shipped, slipped, rescoped. Plus a reflection paragraph when something is worth flagging for the next week.</w:t>
-      </w:r>
-    </w:p>
-    <w:p>
-      <w:pPr>
-        <w:pStyle w:val="ListParagraph"/>
-        <w:numPr>
-          <w:ilvl w:val="0"/>
-          <w:numId w:val="2"/>
-        </w:numPr>
-        <w:spacing w:after="80"/>
-      </w:pPr>
-      <w:r>
-        <w:t xml:space="preserve">week-01-foundation.docx</w:t>
-      </w:r>
-    </w:p>
-    <w:p>
-      <w:pPr>
-        <w:pStyle w:val="ListParagraph"/>
-        <w:numPr>
-          <w:ilvl w:val="0"/>
-          <w:numId w:val="2"/>
-        </w:numPr>
-        <w:spacing w:after="80"/>
-      </w:pPr>
-      <w:r>
-        <w:t xml:space="preserve">week-02-commerce-core.docx</w:t>
-      </w:r>
-    </w:p>
-    <w:p>
-      <w:pPr>
-        <w:pStyle w:val="ListParagraph"/>
-        <w:numPr>
-          <w:ilvl w:val="0"/>
-          <w:numId w:val="2"/>
-        </w:numPr>
-        <w:spacing w:after="80"/>
-      </w:pPr>
-      <w:r>
-        <w:t xml:space="preserve">week-03-intelligence.docx</w:t>
-      </w:r>
-    </w:p>
-    <w:p>
-      <w:pPr>
-        <w:pStyle w:val="Heading2"/>
-        <w:spacing w:after="120" w:before="240"/>
-      </w:pPr>
-      <w:r>
-        <w:rPr>
-          <w:b/>
-          <w:bCs/>
-        </w:rPr>
-        <w:t xml:space="preserve">How to use this folder</w:t>
-      </w:r>
-    </w:p>
-    <w:p>
-      <w:pPr>
-        <w:spacing w:after="120"/>
-      </w:pPr>
-      <w:r>
-        <w:rPr>
-          <w:b w:val="false"/>
-          <w:bCs w:val="false"/>
-        </w:rPr>
-        <w:t xml:space="preserve">The ADRs and retros are reference material, not gates. Pull requests can cite them. New decisions go in as new ADRs rather than rewriting old ones.</w:t>
+        <w:t xml:space="preserve">The decisions doc and the retros are reference material, not gates. Pull requests can cite them. Older decisions are not rewritten — a new entry that supersedes an older one says so explicitly.</w:t>
       </w:r>
     </w:p>
     <w:sectPr>

--- a/docs/README.docx
+++ b/docs/README.docx
@@ -24,7 +24,7 @@
           <w:b w:val="false"/>
           <w:bCs w:val="false"/>
         </w:rPr>
-        <w:t xml:space="preserve">This folder holds the working documentation for the Joule project. Two documents live here, plus the weekly retros.</w:t>
+        <w:t xml:space="preserve">This folder holds the working documentation for the Joule project. Three documents at the top level, plus the weekly retros.</w:t>
       </w:r>
     </w:p>
     <w:p>
@@ -50,6 +50,56 @@
           <w:bCs w:val="false"/>
         </w:rPr>
         <w:t xml:space="preserve">A single document collecting every non-trivial decision made during the build, in the order they were made. Each entry gives the context, says what was decided, and lists the consequences I expect to live with. New decisions are appended to the end of the same document rather than starting separate files.</w:t>
+      </w:r>
+    </w:p>
+    <w:p>
+      <w:pPr>
+        <w:pStyle w:val="Heading2"/>
+        <w:spacing w:after="120" w:before="240"/>
+      </w:pPr>
+      <w:r>
+        <w:rPr>
+          <w:b/>
+          <w:bCs/>
+        </w:rPr>
+        <w:t xml:space="preserve">sprint-1-retro.docx</w:t>
+      </w:r>
+    </w:p>
+    <w:p>
+      <w:pPr>
+        <w:spacing w:after="120"/>
+      </w:pPr>
+      <w:r>
+        <w:rPr>
+          <w:b w:val="false"/>
+          <w:bCs w:val="false"/>
+        </w:rPr>
+        <w:t xml:space="preserve">End-of-sprint rollup covering Weeks 1–4. What shipped across the sprint, what the experiments said, what I would and would not change about the process, and the numbers that fed the portfolio.</w:t>
+      </w:r>
+    </w:p>
+    <w:p>
+      <w:pPr>
+        <w:pStyle w:val="Heading2"/>
+        <w:spacing w:after="120" w:before="240"/>
+      </w:pPr>
+      <w:r>
+        <w:rPr>
+          <w:b/>
+          <w:bCs/>
+        </w:rPr>
+        <w:t xml:space="preserve">portfolio-summary.docx</w:t>
+      </w:r>
+    </w:p>
+    <w:p>
+      <w:pPr>
+        <w:spacing w:after="120"/>
+      </w:pPr>
+      <w:r>
+        <w:rPr>
+          <w:b w:val="false"/>
+          <w:bCs w:val="false"/>
+        </w:rPr>
+        <w:t xml:space="preserve">Single entry point for a reviewer. Lists every artefact in the repo with one or two sentences on what each one shows. Read this first.</w:t>
       </w:r>
     </w:p>
     <w:p>
@@ -118,6 +168,19 @@
     </w:p>
     <w:p>
       <w:pPr>
+        <w:pStyle w:val="ListParagraph"/>
+        <w:numPr>
+          <w:ilvl w:val="0"/>
+          <w:numId w:val="2"/>
+        </w:numPr>
+        <w:spacing w:after="80"/>
+      </w:pPr>
+      <w:r>
+        <w:t xml:space="preserve">week-04-sprint1-close.docx</w:t>
+      </w:r>
+    </w:p>
+    <w:p>
+      <w:pPr>
         <w:pStyle w:val="Heading2"/>
         <w:spacing w:after="120" w:before="240"/>
       </w:pPr>
@@ -138,7 +201,7 @@
           <w:b w:val="false"/>
           <w:bCs w:val="false"/>
         </w:rPr>
-        <w:t xml:space="preserve">The decisions doc and the retros are reference material, not gates. Pull requests can cite them. Older decisions are not rewritten — a new entry that supersedes an older one says so explicitly.</w:t>
+        <w:t xml:space="preserve">The decisions doc, the sprint retro, and the weekly retros are reference material, not gates. Pull requests can cite them. Older decisions are not rewritten — a new entry that supersedes an older one says so explicitly.</w:t>
       </w:r>
     </w:p>
     <w:sectPr>

--- a/docs/README.docx
+++ b/docs/README.docx
@@ -177,6 +177,19 @@
       </w:pPr>
       <w:r>
         <w:t xml:space="preserve">week-04-sprint1-close.docx</w:t>
+      </w:r>
+    </w:p>
+    <w:p>
+      <w:pPr>
+        <w:pStyle w:val="ListParagraph"/>
+        <w:numPr>
+          <w:ilvl w:val="0"/>
+          <w:numId w:val="2"/>
+        </w:numPr>
+        <w:spacing w:after="80"/>
+      </w:pPr>
+      <w:r>
+        <w:t xml:space="preserve">week-05-admin.docx</w:t>
       </w:r>
     </w:p>
     <w:p>
